--- a/Programaruhaz_Specifikacio.docx
+++ b/Programaruhaz_Specifikacio.docx
@@ -1,16 +1,18 @@
 
 <file path=word/document.xml><?xml version="1.0" encoding="utf-8"?>
 <w:document xmlns:wpc="http://schemas.microsoft.com/office/word/2010/wordprocessingCanvas" xmlns:cx="http://schemas.microsoft.com/office/drawing/2014/chartex" xmlns:cx1="http://schemas.microsoft.com/office/drawing/2015/9/8/chartex" xmlns:cx2="http://schemas.microsoft.com/office/drawing/2015/10/21/chartex" xmlns:cx3="http://schemas.microsoft.com/office/drawing/2016/5/9/chartex" xmlns:cx4="http://schemas.microsoft.com/office/drawing/2016/5/10/chartex" xmlns:cx5="http://schemas.microsoft.com/office/drawing/2016/5/11/chartex" xmlns:cx6="http://schemas.microsoft.com/office/drawing/2016/5/12/chartex" xmlns:cx7="http://schemas.microsoft.com/office/drawing/2016/5/13/chartex" xmlns:cx8="http://schemas.microsoft.com/office/drawing/2016/5/14/chartex" xmlns:mc="http://schemas.openxmlformats.org/markup-compatibility/2006" xmlns:aink="http://schemas.microsoft.com/office/drawing/2016/ink" xmlns:am3d="http://schemas.microsoft.com/office/drawing/2017/model3d" xmlns:o="urn:schemas-microsoft-com:office:office" xmlns:r="http://schemas.openxmlformats.org/officeDocument/2006/relationships" xmlns:m="http://schemas.openxmlformats.org/officeDocument/2006/math" xmlns:v="urn:schemas-microsoft-com:vml" xmlns:wp14="http://schemas.microsoft.com/office/word/2010/wordprocessingDrawing" xmlns:wp="http://schemas.openxmlformats.org/drawingml/2006/wordprocessingDrawing" xmlns:w10="urn:schemas-microsoft-com:office:word" xmlns:w="http://schemas.openxmlformats.org/wordprocessingml/2006/main" xmlns:w14="http://schemas.microsoft.com/office/word/2010/wordml" xmlns:w15="http://schemas.microsoft.com/office/word/2012/wordml" xmlns:w16cex="http://schemas.microsoft.com/office/word/2018/wordml/cex" xmlns:w16cid="http://schemas.microsoft.com/office/word/2016/wordml/cid" xmlns:w16="http://schemas.microsoft.com/office/word/2018/wordml" xmlns:w16sdtdh="http://schemas.microsoft.com/office/word/2020/wordml/sdtdatahash" xmlns:w16se="http://schemas.microsoft.com/office/word/2015/wordml/symex" xmlns:wpg="http://schemas.microsoft.com/office/word/2010/wordprocessingGroup" xmlns:wpi="http://schemas.microsoft.com/office/word/2010/wordprocessingInk" xmlns:wne="http://schemas.microsoft.com/office/word/2006/wordml" xmlns:wps="http://schemas.microsoft.com/office/word/2010/wordprocessingShape" mc:Ignorable="w14 w15 w16se w16cid w16 w16cex w16sdtdh wp14">
-  <w:background w:color="F2E9DC"/>
+  <w:background w:color="F0E7D5"/>
   <w:body>
     <w:p>
       <w:pPr>
         <w:pStyle w:val="Cm"/>
         <w:spacing w:before="3960" w:after="120"/>
       </w:pPr>
-      <w:r>
-        <w:t>Programáruház</w:t>
-      </w:r>
+      <w:proofErr w:type="spellStart"/>
+      <w:r>
+        <w:t>KalandBörze</w:t>
+      </w:r>
+      <w:proofErr w:type="spellEnd"/>
     </w:p>
     <w:p>
       <w:pPr>
@@ -243,7 +245,7 @@
           <w:r>
             <w:fldChar w:fldCharType="separate"/>
           </w:r>
-          <w:hyperlink w:anchor="_Toc239762667" w:history="1">
+          <w:hyperlink w:anchor="_Toc240020051" w:history="1">
             <w:r>
               <w:rPr>
                 <w:rStyle w:val="Hiperhivatkozs"/>
@@ -288,7 +290,7 @@
                 <w:noProof/>
                 <w:webHidden/>
               </w:rPr>
-              <w:instrText xml:space="preserve"> PAGEREF _Toc239762667 \h </w:instrText>
+              <w:instrText xml:space="preserve"> PAGEREF _Toc240020051 \h </w:instrText>
             </w:r>
             <w:r>
               <w:rPr>
@@ -335,7 +337,7 @@
               <w:lang w:eastAsia="hu-HU"/>
             </w:rPr>
           </w:pPr>
-          <w:hyperlink w:anchor="_Toc239762668" w:history="1">
+          <w:hyperlink w:anchor="_Toc240020052" w:history="1">
             <w:r>
               <w:rPr>
                 <w:rStyle w:val="Hiperhivatkozs"/>
@@ -380,7 +382,7 @@
                 <w:noProof/>
                 <w:webHidden/>
               </w:rPr>
-              <w:instrText xml:space="preserve"> PAGEREF _Toc239762668 \h </w:instrText>
+              <w:instrText xml:space="preserve"> PAGEREF _Toc240020052 \h </w:instrText>
             </w:r>
             <w:r>
               <w:rPr>
@@ -427,7 +429,7 @@
               <w:lang w:eastAsia="hu-HU"/>
             </w:rPr>
           </w:pPr>
-          <w:hyperlink w:anchor="_Toc239762669" w:history="1">
+          <w:hyperlink w:anchor="_Toc240020053" w:history="1">
             <w:r>
               <w:rPr>
                 <w:rStyle w:val="Hiperhivatkozs"/>
@@ -472,7 +474,99 @@
                 <w:noProof/>
                 <w:webHidden/>
               </w:rPr>
-              <w:instrText xml:space="preserve"> PAGEREF _Toc239762669 \h </w:instrText>
+              <w:instrText xml:space="preserve"> PAGEREF _Toc240020053 \h </w:instrText>
+            </w:r>
+            <w:r>
+              <w:rPr>
+                <w:noProof/>
+                <w:webHidden/>
+              </w:rPr>
+            </w:r>
+            <w:r>
+              <w:rPr>
+                <w:noProof/>
+                <w:webHidden/>
+              </w:rPr>
+              <w:fldChar w:fldCharType="separate"/>
+            </w:r>
+            <w:r>
+              <w:rPr>
+                <w:noProof/>
+                <w:webHidden/>
+              </w:rPr>
+              <w:t>3</w:t>
+            </w:r>
+            <w:r>
+              <w:rPr>
+                <w:noProof/>
+                <w:webHidden/>
+              </w:rPr>
+              <w:fldChar w:fldCharType="end"/>
+            </w:r>
+          </w:hyperlink>
+        </w:p>
+        <w:p>
+          <w:pPr>
+            <w:pStyle w:val="TJ2"/>
+            <w:tabs>
+              <w:tab w:val="left" w:pos="880"/>
+              <w:tab w:val="right" w:leader="dot" w:pos="9346"/>
+            </w:tabs>
+            <w:rPr>
+              <w:rFonts w:asciiTheme="minorHAnsi" w:eastAsiaTheme="minorEastAsia" w:hAnsiTheme="minorHAnsi" w:cstheme="minorBidi"/>
+              <w:noProof/>
+              <w:color w:val="auto"/>
+              <w:sz w:val="22"/>
+              <w:szCs w:val="22"/>
+              <w:lang w:eastAsia="hu-HU"/>
+            </w:rPr>
+          </w:pPr>
+          <w:hyperlink w:anchor="_Toc240020054" w:history="1">
+            <w:r>
+              <w:rPr>
+                <w:rStyle w:val="Hiperhivatkozs"/>
+                <w:noProof/>
+              </w:rPr>
+              <w:t>1.3.</w:t>
+            </w:r>
+            <w:r>
+              <w:rPr>
+                <w:rFonts w:asciiTheme="minorHAnsi" w:eastAsiaTheme="minorEastAsia" w:hAnsiTheme="minorHAnsi" w:cstheme="minorBidi"/>
+                <w:noProof/>
+                <w:color w:val="auto"/>
+                <w:sz w:val="22"/>
+                <w:szCs w:val="22"/>
+                <w:lang w:eastAsia="hu-HU"/>
+              </w:rPr>
+              <w:tab/>
+            </w:r>
+            <w:r>
+              <w:rPr>
+                <w:rStyle w:val="Hiperhivatkozs"/>
+                <w:noProof/>
+              </w:rPr>
+              <w:t>A feladat célja</w:t>
+            </w:r>
+            <w:r>
+              <w:rPr>
+                <w:noProof/>
+                <w:webHidden/>
+              </w:rPr>
+              <w:tab/>
+            </w:r>
+            <w:r>
+              <w:rPr>
+                <w:noProof/>
+                <w:webHidden/>
+              </w:rPr>
+              <w:fldChar w:fldCharType="begin"/>
+            </w:r>
+            <w:r>
+              <w:rPr>
+                <w:noProof/>
+                <w:webHidden/>
+              </w:rPr>
+              <w:instrText xml:space="preserve"> PAGEREF _Toc240020054 \h </w:instrText>
             </w:r>
             <w:r>
               <w:rPr>
@@ -519,7 +613,7 @@
               <w:lang w:eastAsia="hu-HU"/>
             </w:rPr>
           </w:pPr>
-          <w:hyperlink w:anchor="_Toc239762670" w:history="1">
+          <w:hyperlink w:anchor="_Toc240020055" w:history="1">
             <w:r>
               <w:rPr>
                 <w:rStyle w:val="Hiperhivatkozs"/>
@@ -564,7 +658,7 @@
                 <w:noProof/>
                 <w:webHidden/>
               </w:rPr>
-              <w:instrText xml:space="preserve"> PAGEREF _Toc239762670 \h </w:instrText>
+              <w:instrText xml:space="preserve"> PAGEREF _Toc240020055 \h </w:instrText>
             </w:r>
             <w:r>
               <w:rPr>
@@ -611,7 +705,7 @@
               <w:lang w:eastAsia="hu-HU"/>
             </w:rPr>
           </w:pPr>
-          <w:hyperlink w:anchor="_Toc239762671" w:history="1">
+          <w:hyperlink w:anchor="_Toc240020056" w:history="1">
             <w:r>
               <w:rPr>
                 <w:rStyle w:val="Hiperhivatkozs"/>
@@ -656,7 +750,7 @@
                 <w:noProof/>
                 <w:webHidden/>
               </w:rPr>
-              <w:instrText xml:space="preserve"> PAGEREF _Toc239762671 \h </w:instrText>
+              <w:instrText xml:space="preserve"> PAGEREF _Toc240020056 \h </w:instrText>
             </w:r>
             <w:r>
               <w:rPr>
@@ -703,7 +797,7 @@
               <w:lang w:eastAsia="hu-HU"/>
             </w:rPr>
           </w:pPr>
-          <w:hyperlink w:anchor="_Toc239762672" w:history="1">
+          <w:hyperlink w:anchor="_Toc240020057" w:history="1">
             <w:r>
               <w:rPr>
                 <w:rStyle w:val="Hiperhivatkozs"/>
@@ -748,7 +842,7 @@
                 <w:noProof/>
                 <w:webHidden/>
               </w:rPr>
-              <w:instrText xml:space="preserve"> PAGEREF _Toc239762672 \h </w:instrText>
+              <w:instrText xml:space="preserve"> PAGEREF _Toc240020057 \h </w:instrText>
             </w:r>
             <w:r>
               <w:rPr>
@@ -795,7 +889,7 @@
               <w:lang w:eastAsia="hu-HU"/>
             </w:rPr>
           </w:pPr>
-          <w:hyperlink w:anchor="_Toc239762673" w:history="1">
+          <w:hyperlink w:anchor="_Toc240020058" w:history="1">
             <w:r>
               <w:rPr>
                 <w:rStyle w:val="Hiperhivatkozs"/>
@@ -819,7 +913,7 @@
                 <w:rStyle w:val="Hiperhivatkozs"/>
                 <w:noProof/>
               </w:rPr>
-              <w:t>Megoldás formátuma</w:t>
+              <w:t>Felhasználandó keretrendszer</w:t>
             </w:r>
             <w:r>
               <w:rPr>
@@ -840,7 +934,7 @@
                 <w:noProof/>
                 <w:webHidden/>
               </w:rPr>
-              <w:instrText xml:space="preserve"> PAGEREF _Toc239762673 \h </w:instrText>
+              <w:instrText xml:space="preserve"> PAGEREF _Toc240020058 \h </w:instrText>
             </w:r>
             <w:r>
               <w:rPr>
@@ -887,7 +981,7 @@
               <w:lang w:eastAsia="hu-HU"/>
             </w:rPr>
           </w:pPr>
-          <w:hyperlink w:anchor="_Toc239762674" w:history="1">
+          <w:hyperlink w:anchor="_Toc240020059" w:history="1">
             <w:r>
               <w:rPr>
                 <w:rStyle w:val="Hiperhivatkozs"/>
@@ -911,7 +1005,7 @@
                 <w:rStyle w:val="Hiperhivatkozs"/>
                 <w:noProof/>
               </w:rPr>
-              <w:t>Szoftverfejlesztés</w:t>
+              <w:t>Megoldás formátuma</w:t>
             </w:r>
             <w:r>
               <w:rPr>
@@ -932,7 +1026,7 @@
                 <w:noProof/>
                 <w:webHidden/>
               </w:rPr>
-              <w:instrText xml:space="preserve"> PAGEREF _Toc239762674 \h </w:instrText>
+              <w:instrText xml:space="preserve"> PAGEREF _Toc240020059 \h </w:instrText>
             </w:r>
             <w:r>
               <w:rPr>
@@ -979,7 +1073,7 @@
               <w:lang w:eastAsia="hu-HU"/>
             </w:rPr>
           </w:pPr>
-          <w:hyperlink w:anchor="_Toc239762675" w:history="1">
+          <w:hyperlink w:anchor="_Toc240020060" w:history="1">
             <w:r>
               <w:rPr>
                 <w:rStyle w:val="Hiperhivatkozs"/>
@@ -1003,6 +1097,98 @@
                 <w:rStyle w:val="Hiperhivatkozs"/>
                 <w:noProof/>
               </w:rPr>
+              <w:t>Szoftverfejlesztés</w:t>
+            </w:r>
+            <w:r>
+              <w:rPr>
+                <w:noProof/>
+                <w:webHidden/>
+              </w:rPr>
+              <w:tab/>
+            </w:r>
+            <w:r>
+              <w:rPr>
+                <w:noProof/>
+                <w:webHidden/>
+              </w:rPr>
+              <w:fldChar w:fldCharType="begin"/>
+            </w:r>
+            <w:r>
+              <w:rPr>
+                <w:noProof/>
+                <w:webHidden/>
+              </w:rPr>
+              <w:instrText xml:space="preserve"> PAGEREF _Toc240020060 \h </w:instrText>
+            </w:r>
+            <w:r>
+              <w:rPr>
+                <w:noProof/>
+                <w:webHidden/>
+              </w:rPr>
+            </w:r>
+            <w:r>
+              <w:rPr>
+                <w:noProof/>
+                <w:webHidden/>
+              </w:rPr>
+              <w:fldChar w:fldCharType="separate"/>
+            </w:r>
+            <w:r>
+              <w:rPr>
+                <w:noProof/>
+                <w:webHidden/>
+              </w:rPr>
+              <w:t>4</w:t>
+            </w:r>
+            <w:r>
+              <w:rPr>
+                <w:noProof/>
+                <w:webHidden/>
+              </w:rPr>
+              <w:fldChar w:fldCharType="end"/>
+            </w:r>
+          </w:hyperlink>
+        </w:p>
+        <w:p>
+          <w:pPr>
+            <w:pStyle w:val="TJ2"/>
+            <w:tabs>
+              <w:tab w:val="left" w:pos="880"/>
+              <w:tab w:val="right" w:leader="dot" w:pos="9346"/>
+            </w:tabs>
+            <w:rPr>
+              <w:rFonts w:asciiTheme="minorHAnsi" w:eastAsiaTheme="minorEastAsia" w:hAnsiTheme="minorHAnsi" w:cstheme="minorBidi"/>
+              <w:noProof/>
+              <w:color w:val="auto"/>
+              <w:sz w:val="22"/>
+              <w:szCs w:val="22"/>
+              <w:lang w:eastAsia="hu-HU"/>
+            </w:rPr>
+          </w:pPr>
+          <w:hyperlink w:anchor="_Toc240020061" w:history="1">
+            <w:r>
+              <w:rPr>
+                <w:rStyle w:val="Hiperhivatkozs"/>
+                <w:noProof/>
+              </w:rPr>
+              <w:t>2.6.</w:t>
+            </w:r>
+            <w:r>
+              <w:rPr>
+                <w:rFonts w:asciiTheme="minorHAnsi" w:eastAsiaTheme="minorEastAsia" w:hAnsiTheme="minorHAnsi" w:cstheme="minorBidi"/>
+                <w:noProof/>
+                <w:color w:val="auto"/>
+                <w:sz w:val="22"/>
+                <w:szCs w:val="22"/>
+                <w:lang w:eastAsia="hu-HU"/>
+              </w:rPr>
+              <w:tab/>
+            </w:r>
+            <w:r>
+              <w:rPr>
+                <w:rStyle w:val="Hiperhivatkozs"/>
+                <w:noProof/>
+              </w:rPr>
               <w:t>Modulok</w:t>
             </w:r>
             <w:r>
@@ -1024,7 +1210,7 @@
                 <w:noProof/>
                 <w:webHidden/>
               </w:rPr>
-              <w:instrText xml:space="preserve"> PAGEREF _Toc239762675 \h </w:instrText>
+              <w:instrText xml:space="preserve"> PAGEREF _Toc240020061 \h </w:instrText>
             </w:r>
             <w:r>
               <w:rPr>
@@ -1045,6 +1231,650 @@
                 <w:webHidden/>
               </w:rPr>
               <w:t>4</w:t>
+            </w:r>
+            <w:r>
+              <w:rPr>
+                <w:noProof/>
+                <w:webHidden/>
+              </w:rPr>
+              <w:fldChar w:fldCharType="end"/>
+            </w:r>
+          </w:hyperlink>
+        </w:p>
+        <w:p>
+          <w:pPr>
+            <w:pStyle w:val="TJ1"/>
+            <w:tabs>
+              <w:tab w:val="left" w:pos="440"/>
+              <w:tab w:val="right" w:leader="dot" w:pos="9346"/>
+            </w:tabs>
+            <w:rPr>
+              <w:rFonts w:asciiTheme="minorHAnsi" w:eastAsiaTheme="minorEastAsia" w:hAnsiTheme="minorHAnsi" w:cstheme="minorBidi"/>
+              <w:noProof/>
+              <w:color w:val="auto"/>
+              <w:sz w:val="22"/>
+              <w:szCs w:val="22"/>
+              <w:lang w:eastAsia="hu-HU"/>
+            </w:rPr>
+          </w:pPr>
+          <w:hyperlink w:anchor="_Toc240020062" w:history="1">
+            <w:r>
+              <w:rPr>
+                <w:rStyle w:val="Hiperhivatkozs"/>
+                <w:noProof/>
+              </w:rPr>
+              <w:t>3</w:t>
+            </w:r>
+            <w:r>
+              <w:rPr>
+                <w:rFonts w:asciiTheme="minorHAnsi" w:eastAsiaTheme="minorEastAsia" w:hAnsiTheme="minorHAnsi" w:cstheme="minorBidi"/>
+                <w:noProof/>
+                <w:color w:val="auto"/>
+                <w:sz w:val="22"/>
+                <w:szCs w:val="22"/>
+                <w:lang w:eastAsia="hu-HU"/>
+              </w:rPr>
+              <w:tab/>
+            </w:r>
+            <w:r>
+              <w:rPr>
+                <w:rStyle w:val="Hiperhivatkozs"/>
+                <w:noProof/>
+              </w:rPr>
+              <w:t>A feladat működése(Lead Generation model)</w:t>
+            </w:r>
+            <w:r>
+              <w:rPr>
+                <w:noProof/>
+                <w:webHidden/>
+              </w:rPr>
+              <w:tab/>
+            </w:r>
+            <w:r>
+              <w:rPr>
+                <w:noProof/>
+                <w:webHidden/>
+              </w:rPr>
+              <w:fldChar w:fldCharType="begin"/>
+            </w:r>
+            <w:r>
+              <w:rPr>
+                <w:noProof/>
+                <w:webHidden/>
+              </w:rPr>
+              <w:instrText xml:space="preserve"> PAGEREF _Toc240020062 \h </w:instrText>
+            </w:r>
+            <w:r>
+              <w:rPr>
+                <w:noProof/>
+                <w:webHidden/>
+              </w:rPr>
+            </w:r>
+            <w:r>
+              <w:rPr>
+                <w:noProof/>
+                <w:webHidden/>
+              </w:rPr>
+              <w:fldChar w:fldCharType="separate"/>
+            </w:r>
+            <w:r>
+              <w:rPr>
+                <w:noProof/>
+                <w:webHidden/>
+              </w:rPr>
+              <w:t>5</w:t>
+            </w:r>
+            <w:r>
+              <w:rPr>
+                <w:noProof/>
+                <w:webHidden/>
+              </w:rPr>
+              <w:fldChar w:fldCharType="end"/>
+            </w:r>
+          </w:hyperlink>
+        </w:p>
+        <w:p>
+          <w:pPr>
+            <w:pStyle w:val="TJ2"/>
+            <w:tabs>
+              <w:tab w:val="left" w:pos="880"/>
+              <w:tab w:val="right" w:leader="dot" w:pos="9346"/>
+            </w:tabs>
+            <w:rPr>
+              <w:rFonts w:asciiTheme="minorHAnsi" w:eastAsiaTheme="minorEastAsia" w:hAnsiTheme="minorHAnsi" w:cstheme="minorBidi"/>
+              <w:noProof/>
+              <w:color w:val="auto"/>
+              <w:sz w:val="22"/>
+              <w:szCs w:val="22"/>
+              <w:lang w:eastAsia="hu-HU"/>
+            </w:rPr>
+          </w:pPr>
+          <w:hyperlink w:anchor="_Toc240020063" w:history="1">
+            <w:r>
+              <w:rPr>
+                <w:rStyle w:val="Hiperhivatkozs"/>
+                <w:noProof/>
+              </w:rPr>
+              <w:t>3.1.</w:t>
+            </w:r>
+            <w:r>
+              <w:rPr>
+                <w:rFonts w:asciiTheme="minorHAnsi" w:eastAsiaTheme="minorEastAsia" w:hAnsiTheme="minorHAnsi" w:cstheme="minorBidi"/>
+                <w:noProof/>
+                <w:color w:val="auto"/>
+                <w:sz w:val="22"/>
+                <w:szCs w:val="22"/>
+                <w:lang w:eastAsia="hu-HU"/>
+              </w:rPr>
+              <w:tab/>
+            </w:r>
+            <w:r>
+              <w:rPr>
+                <w:rStyle w:val="Hiperhivatkozs"/>
+                <w:noProof/>
+              </w:rPr>
+              <w:t>1. Lépés: Keresés és szűrés (A felhasználó oldala):</w:t>
+            </w:r>
+            <w:r>
+              <w:rPr>
+                <w:noProof/>
+                <w:webHidden/>
+              </w:rPr>
+              <w:tab/>
+            </w:r>
+            <w:r>
+              <w:rPr>
+                <w:noProof/>
+                <w:webHidden/>
+              </w:rPr>
+              <w:fldChar w:fldCharType="begin"/>
+            </w:r>
+            <w:r>
+              <w:rPr>
+                <w:noProof/>
+                <w:webHidden/>
+              </w:rPr>
+              <w:instrText xml:space="preserve"> PAGEREF _Toc240020063 \h </w:instrText>
+            </w:r>
+            <w:r>
+              <w:rPr>
+                <w:noProof/>
+                <w:webHidden/>
+              </w:rPr>
+            </w:r>
+            <w:r>
+              <w:rPr>
+                <w:noProof/>
+                <w:webHidden/>
+              </w:rPr>
+              <w:fldChar w:fldCharType="separate"/>
+            </w:r>
+            <w:r>
+              <w:rPr>
+                <w:noProof/>
+                <w:webHidden/>
+              </w:rPr>
+              <w:t>5</w:t>
+            </w:r>
+            <w:r>
+              <w:rPr>
+                <w:noProof/>
+                <w:webHidden/>
+              </w:rPr>
+              <w:fldChar w:fldCharType="end"/>
+            </w:r>
+          </w:hyperlink>
+        </w:p>
+        <w:p>
+          <w:pPr>
+            <w:pStyle w:val="TJ2"/>
+            <w:tabs>
+              <w:tab w:val="left" w:pos="880"/>
+              <w:tab w:val="right" w:leader="dot" w:pos="9346"/>
+            </w:tabs>
+            <w:rPr>
+              <w:rFonts w:asciiTheme="minorHAnsi" w:eastAsiaTheme="minorEastAsia" w:hAnsiTheme="minorHAnsi" w:cstheme="minorBidi"/>
+              <w:noProof/>
+              <w:color w:val="auto"/>
+              <w:sz w:val="22"/>
+              <w:szCs w:val="22"/>
+              <w:lang w:eastAsia="hu-HU"/>
+            </w:rPr>
+          </w:pPr>
+          <w:hyperlink w:anchor="_Toc240020064" w:history="1">
+            <w:r>
+              <w:rPr>
+                <w:rStyle w:val="Hiperhivatkozs"/>
+                <w:noProof/>
+              </w:rPr>
+              <w:t>3.2.</w:t>
+            </w:r>
+            <w:r>
+              <w:rPr>
+                <w:rFonts w:asciiTheme="minorHAnsi" w:eastAsiaTheme="minorEastAsia" w:hAnsiTheme="minorHAnsi" w:cstheme="minorBidi"/>
+                <w:noProof/>
+                <w:color w:val="auto"/>
+                <w:sz w:val="22"/>
+                <w:szCs w:val="22"/>
+                <w:lang w:eastAsia="hu-HU"/>
+              </w:rPr>
+              <w:tab/>
+            </w:r>
+            <w:r>
+              <w:rPr>
+                <w:rStyle w:val="Hiperhivatkozs"/>
+                <w:noProof/>
+              </w:rPr>
+              <w:t>2. Lépés: Az útvonal és idővonal összeállítása:</w:t>
+            </w:r>
+            <w:r>
+              <w:rPr>
+                <w:noProof/>
+                <w:webHidden/>
+              </w:rPr>
+              <w:tab/>
+            </w:r>
+            <w:r>
+              <w:rPr>
+                <w:noProof/>
+                <w:webHidden/>
+              </w:rPr>
+              <w:fldChar w:fldCharType="begin"/>
+            </w:r>
+            <w:r>
+              <w:rPr>
+                <w:noProof/>
+                <w:webHidden/>
+              </w:rPr>
+              <w:instrText xml:space="preserve"> PAGEREF _Toc240020064 \h </w:instrText>
+            </w:r>
+            <w:r>
+              <w:rPr>
+                <w:noProof/>
+                <w:webHidden/>
+              </w:rPr>
+            </w:r>
+            <w:r>
+              <w:rPr>
+                <w:noProof/>
+                <w:webHidden/>
+              </w:rPr>
+              <w:fldChar w:fldCharType="separate"/>
+            </w:r>
+            <w:r>
+              <w:rPr>
+                <w:noProof/>
+                <w:webHidden/>
+              </w:rPr>
+              <w:t>5</w:t>
+            </w:r>
+            <w:r>
+              <w:rPr>
+                <w:noProof/>
+                <w:webHidden/>
+              </w:rPr>
+              <w:fldChar w:fldCharType="end"/>
+            </w:r>
+          </w:hyperlink>
+        </w:p>
+        <w:p>
+          <w:pPr>
+            <w:pStyle w:val="TJ2"/>
+            <w:tabs>
+              <w:tab w:val="left" w:pos="880"/>
+              <w:tab w:val="right" w:leader="dot" w:pos="9346"/>
+            </w:tabs>
+            <w:rPr>
+              <w:rFonts w:asciiTheme="minorHAnsi" w:eastAsiaTheme="minorEastAsia" w:hAnsiTheme="minorHAnsi" w:cstheme="minorBidi"/>
+              <w:noProof/>
+              <w:color w:val="auto"/>
+              <w:sz w:val="22"/>
+              <w:szCs w:val="22"/>
+              <w:lang w:eastAsia="hu-HU"/>
+            </w:rPr>
+          </w:pPr>
+          <w:hyperlink w:anchor="_Toc240020065" w:history="1">
+            <w:r>
+              <w:rPr>
+                <w:rStyle w:val="Hiperhivatkozs"/>
+                <w:noProof/>
+              </w:rPr>
+              <w:t>3.3.</w:t>
+            </w:r>
+            <w:r>
+              <w:rPr>
+                <w:rFonts w:asciiTheme="minorHAnsi" w:eastAsiaTheme="minorEastAsia" w:hAnsiTheme="minorHAnsi" w:cstheme="minorBidi"/>
+                <w:noProof/>
+                <w:color w:val="auto"/>
+                <w:sz w:val="22"/>
+                <w:szCs w:val="22"/>
+                <w:lang w:eastAsia="hu-HU"/>
+              </w:rPr>
+              <w:tab/>
+            </w:r>
+            <w:r>
+              <w:rPr>
+                <w:rStyle w:val="Hiperhivatkozs"/>
+                <w:noProof/>
+              </w:rPr>
+              <w:t>3. Lépés: A strukturált űrlap kitöltése:</w:t>
+            </w:r>
+            <w:r>
+              <w:rPr>
+                <w:noProof/>
+                <w:webHidden/>
+              </w:rPr>
+              <w:tab/>
+            </w:r>
+            <w:r>
+              <w:rPr>
+                <w:noProof/>
+                <w:webHidden/>
+              </w:rPr>
+              <w:fldChar w:fldCharType="begin"/>
+            </w:r>
+            <w:r>
+              <w:rPr>
+                <w:noProof/>
+                <w:webHidden/>
+              </w:rPr>
+              <w:instrText xml:space="preserve"> PAGEREF _Toc240020065 \h </w:instrText>
+            </w:r>
+            <w:r>
+              <w:rPr>
+                <w:noProof/>
+                <w:webHidden/>
+              </w:rPr>
+            </w:r>
+            <w:r>
+              <w:rPr>
+                <w:noProof/>
+                <w:webHidden/>
+              </w:rPr>
+              <w:fldChar w:fldCharType="separate"/>
+            </w:r>
+            <w:r>
+              <w:rPr>
+                <w:noProof/>
+                <w:webHidden/>
+              </w:rPr>
+              <w:t>5</w:t>
+            </w:r>
+            <w:r>
+              <w:rPr>
+                <w:noProof/>
+                <w:webHidden/>
+              </w:rPr>
+              <w:fldChar w:fldCharType="end"/>
+            </w:r>
+          </w:hyperlink>
+        </w:p>
+        <w:p>
+          <w:pPr>
+            <w:pStyle w:val="TJ2"/>
+            <w:tabs>
+              <w:tab w:val="left" w:pos="880"/>
+              <w:tab w:val="right" w:leader="dot" w:pos="9346"/>
+            </w:tabs>
+            <w:rPr>
+              <w:rFonts w:asciiTheme="minorHAnsi" w:eastAsiaTheme="minorEastAsia" w:hAnsiTheme="minorHAnsi" w:cstheme="minorBidi"/>
+              <w:noProof/>
+              <w:color w:val="auto"/>
+              <w:sz w:val="22"/>
+              <w:szCs w:val="22"/>
+              <w:lang w:eastAsia="hu-HU"/>
+            </w:rPr>
+          </w:pPr>
+          <w:hyperlink w:anchor="_Toc240020066" w:history="1">
+            <w:r>
+              <w:rPr>
+                <w:rStyle w:val="Hiperhivatkozs"/>
+                <w:noProof/>
+              </w:rPr>
+              <w:t>3.4.</w:t>
+            </w:r>
+            <w:r>
+              <w:rPr>
+                <w:rFonts w:asciiTheme="minorHAnsi" w:eastAsiaTheme="minorEastAsia" w:hAnsiTheme="minorHAnsi" w:cstheme="minorBidi"/>
+                <w:noProof/>
+                <w:color w:val="auto"/>
+                <w:sz w:val="22"/>
+                <w:szCs w:val="22"/>
+                <w:lang w:eastAsia="hu-HU"/>
+              </w:rPr>
+              <w:tab/>
+            </w:r>
+            <w:r>
+              <w:rPr>
+                <w:rStyle w:val="Hiperhivatkozs"/>
+                <w:noProof/>
+              </w:rPr>
+              <w:t>4. Lépés: Az adatok szétosztása és továbbítása:</w:t>
+            </w:r>
+            <w:r>
+              <w:rPr>
+                <w:noProof/>
+                <w:webHidden/>
+              </w:rPr>
+              <w:tab/>
+            </w:r>
+            <w:r>
+              <w:rPr>
+                <w:noProof/>
+                <w:webHidden/>
+              </w:rPr>
+              <w:fldChar w:fldCharType="begin"/>
+            </w:r>
+            <w:r>
+              <w:rPr>
+                <w:noProof/>
+                <w:webHidden/>
+              </w:rPr>
+              <w:instrText xml:space="preserve"> PAGEREF _Toc240020066 \h </w:instrText>
+            </w:r>
+            <w:r>
+              <w:rPr>
+                <w:noProof/>
+                <w:webHidden/>
+              </w:rPr>
+            </w:r>
+            <w:r>
+              <w:rPr>
+                <w:noProof/>
+                <w:webHidden/>
+              </w:rPr>
+              <w:fldChar w:fldCharType="separate"/>
+            </w:r>
+            <w:r>
+              <w:rPr>
+                <w:noProof/>
+                <w:webHidden/>
+              </w:rPr>
+              <w:t>5</w:t>
+            </w:r>
+            <w:r>
+              <w:rPr>
+                <w:noProof/>
+                <w:webHidden/>
+              </w:rPr>
+              <w:fldChar w:fldCharType="end"/>
+            </w:r>
+          </w:hyperlink>
+        </w:p>
+        <w:p>
+          <w:pPr>
+            <w:pStyle w:val="TJ2"/>
+            <w:tabs>
+              <w:tab w:val="left" w:pos="880"/>
+              <w:tab w:val="right" w:leader="dot" w:pos="9346"/>
+            </w:tabs>
+            <w:rPr>
+              <w:rFonts w:asciiTheme="minorHAnsi" w:eastAsiaTheme="minorEastAsia" w:hAnsiTheme="minorHAnsi" w:cstheme="minorBidi"/>
+              <w:noProof/>
+              <w:color w:val="auto"/>
+              <w:sz w:val="22"/>
+              <w:szCs w:val="22"/>
+              <w:lang w:eastAsia="hu-HU"/>
+            </w:rPr>
+          </w:pPr>
+          <w:hyperlink w:anchor="_Toc240020067" w:history="1">
+            <w:r>
+              <w:rPr>
+                <w:rStyle w:val="Hiperhivatkozs"/>
+                <w:noProof/>
+              </w:rPr>
+              <w:t>3.5.</w:t>
+            </w:r>
+            <w:r>
+              <w:rPr>
+                <w:rFonts w:asciiTheme="minorHAnsi" w:eastAsiaTheme="minorEastAsia" w:hAnsiTheme="minorHAnsi" w:cstheme="minorBidi"/>
+                <w:noProof/>
+                <w:color w:val="auto"/>
+                <w:sz w:val="22"/>
+                <w:szCs w:val="22"/>
+                <w:lang w:eastAsia="hu-HU"/>
+              </w:rPr>
+              <w:tab/>
+            </w:r>
+            <w:r>
+              <w:rPr>
+                <w:rStyle w:val="Hiperhivatkozs"/>
+                <w:noProof/>
+              </w:rPr>
+              <w:t>5. Lépés: A megegyezés lezárása (A platformon kívül):</w:t>
+            </w:r>
+            <w:r>
+              <w:rPr>
+                <w:noProof/>
+                <w:webHidden/>
+              </w:rPr>
+              <w:tab/>
+            </w:r>
+            <w:r>
+              <w:rPr>
+                <w:noProof/>
+                <w:webHidden/>
+              </w:rPr>
+              <w:fldChar w:fldCharType="begin"/>
+            </w:r>
+            <w:r>
+              <w:rPr>
+                <w:noProof/>
+                <w:webHidden/>
+              </w:rPr>
+              <w:instrText xml:space="preserve"> PAGEREF _Toc240020067 \h </w:instrText>
+            </w:r>
+            <w:r>
+              <w:rPr>
+                <w:noProof/>
+                <w:webHidden/>
+              </w:rPr>
+            </w:r>
+            <w:r>
+              <w:rPr>
+                <w:noProof/>
+                <w:webHidden/>
+              </w:rPr>
+              <w:fldChar w:fldCharType="separate"/>
+            </w:r>
+            <w:r>
+              <w:rPr>
+                <w:noProof/>
+                <w:webHidden/>
+              </w:rPr>
+              <w:t>6</w:t>
+            </w:r>
+            <w:r>
+              <w:rPr>
+                <w:noProof/>
+                <w:webHidden/>
+              </w:rPr>
+              <w:fldChar w:fldCharType="end"/>
+            </w:r>
+          </w:hyperlink>
+        </w:p>
+        <w:p>
+          <w:pPr>
+            <w:pStyle w:val="TJ2"/>
+            <w:tabs>
+              <w:tab w:val="left" w:pos="880"/>
+              <w:tab w:val="right" w:leader="dot" w:pos="9346"/>
+            </w:tabs>
+            <w:rPr>
+              <w:rFonts w:asciiTheme="minorHAnsi" w:eastAsiaTheme="minorEastAsia" w:hAnsiTheme="minorHAnsi" w:cstheme="minorBidi"/>
+              <w:noProof/>
+              <w:color w:val="auto"/>
+              <w:sz w:val="22"/>
+              <w:szCs w:val="22"/>
+              <w:lang w:eastAsia="hu-HU"/>
+            </w:rPr>
+          </w:pPr>
+          <w:hyperlink w:anchor="_Toc240020068" w:history="1">
+            <w:r>
+              <w:rPr>
+                <w:rStyle w:val="Hiperhivatkozs"/>
+                <w:noProof/>
+              </w:rPr>
+              <w:t>3.6.</w:t>
+            </w:r>
+            <w:r>
+              <w:rPr>
+                <w:rFonts w:asciiTheme="minorHAnsi" w:eastAsiaTheme="minorEastAsia" w:hAnsiTheme="minorHAnsi" w:cstheme="minorBidi"/>
+                <w:noProof/>
+                <w:color w:val="auto"/>
+                <w:sz w:val="22"/>
+                <w:szCs w:val="22"/>
+                <w:lang w:eastAsia="hu-HU"/>
+              </w:rPr>
+              <w:tab/>
+            </w:r>
+            <w:r>
+              <w:rPr>
+                <w:rStyle w:val="Hiperhivatkozs"/>
+                <w:noProof/>
+              </w:rPr>
+              <w:t>Miért zseniális ez a modell vizsgaremekhez?</w:t>
+            </w:r>
+            <w:r>
+              <w:rPr>
+                <w:noProof/>
+                <w:webHidden/>
+              </w:rPr>
+              <w:tab/>
+            </w:r>
+            <w:r>
+              <w:rPr>
+                <w:noProof/>
+                <w:webHidden/>
+              </w:rPr>
+              <w:fldChar w:fldCharType="begin"/>
+            </w:r>
+            <w:r>
+              <w:rPr>
+                <w:noProof/>
+                <w:webHidden/>
+              </w:rPr>
+              <w:instrText xml:space="preserve"> PAGEREF _Toc240020068 \h </w:instrText>
+            </w:r>
+            <w:r>
+              <w:rPr>
+                <w:noProof/>
+                <w:webHidden/>
+              </w:rPr>
+            </w:r>
+            <w:r>
+              <w:rPr>
+                <w:noProof/>
+                <w:webHidden/>
+              </w:rPr>
+              <w:fldChar w:fldCharType="separate"/>
+            </w:r>
+            <w:r>
+              <w:rPr>
+                <w:noProof/>
+                <w:webHidden/>
+              </w:rPr>
+              <w:t>6</w:t>
             </w:r>
             <w:r>
               <w:rPr>
@@ -1076,7 +1906,7 @@
       <w:pPr>
         <w:pStyle w:val="Cmsor1"/>
       </w:pPr>
-      <w:bookmarkStart w:id="0" w:name="_Toc239762667"/>
+      <w:bookmarkStart w:id="0" w:name="_Toc240020051"/>
       <w:r>
         <w:lastRenderedPageBreak/>
         <w:t>Bevezetés</w:t>
@@ -1087,7 +1917,7 @@
       <w:pPr>
         <w:pStyle w:val="Cmsor2"/>
       </w:pPr>
-      <w:bookmarkStart w:id="1" w:name="_Toc239762668"/>
+      <w:bookmarkStart w:id="1" w:name="_Toc240020052"/>
       <w:r>
         <w:t>A feladat címe</w:t>
       </w:r>
@@ -1104,14 +1934,14 @@
         <w:rPr>
           <w:noProof/>
         </w:rPr>
-        <w:t>Lorem ipsum dolor sit amet, consectetuer adipiscing elit. Maecenas porttitor congue massa. Fusce posuere, magna sed pulvinar ultricies, purus lectus malesuada libero, sit amet commodo magna eros quis urna.</w:t>
+        <w:t>KalandBörze</w:t>
       </w:r>
     </w:p>
     <w:p>
       <w:pPr>
         <w:pStyle w:val="Cmsor2"/>
       </w:pPr>
-      <w:bookmarkStart w:id="2" w:name="_Toc239762669"/>
+      <w:bookmarkStart w:id="2" w:name="_Toc240020053"/>
       <w:r>
         <w:t>A feladat rövid ismertetése</w:t>
       </w:r>
@@ -1128,8 +1958,72 @@
         <w:rPr>
           <w:noProof/>
         </w:rPr>
-        <w:t>Pellentesque habitant morbi tristique senectus et netus et malesuada fames ac turpis egestas. Proin pharetra nonummy pede. Mauris et orci.</w:t>
-      </w:r>
+        <w:t>Nap mint nap előfordul, hogy valaki akár családdal vagy barátokkal el szeretne menni valahová egy délutáni programra, élményre avagy kalandra.</w:t>
+      </w:r>
+      <w:r>
+        <w:rPr>
+          <w:noProof/>
+        </w:rPr>
+        <w:t xml:space="preserve"> Gyakran maga a szervezés sok időt vehet igénybe és nehéz lehet a választás.</w:t>
+      </w:r>
+      <w:r>
+        <w:rPr>
+          <w:noProof/>
+        </w:rPr>
+        <w:t xml:space="preserve"> </w:t>
+      </w:r>
+      <w:r>
+        <w:rPr>
+          <w:noProof/>
+        </w:rPr>
+        <w:t xml:space="preserve">Ezt egy </w:t>
+      </w:r>
+      <w:r>
+        <w:rPr>
+          <w:noProof/>
+        </w:rPr>
+        <w:t>kapcsolattartó</w:t>
+      </w:r>
+      <w:r>
+        <w:rPr>
+          <w:noProof/>
+        </w:rPr>
+        <w:t xml:space="preserve"> felülettel oldanánk meg amely egyaránt a programot keresőknek segítene a választásban</w:t>
+      </w:r>
+      <w:r>
+        <w:rPr>
+          <w:noProof/>
+        </w:rPr>
+        <w:t xml:space="preserve"> </w:t>
+      </w:r>
+      <w:r>
+        <w:rPr>
+          <w:noProof/>
+        </w:rPr>
+        <w:t xml:space="preserve">és </w:t>
+      </w:r>
+      <w:r>
+        <w:rPr>
+          <w:noProof/>
+        </w:rPr>
+        <w:t>kapcsolatlétesítésben</w:t>
+      </w:r>
+      <w:r>
+        <w:rPr>
+          <w:noProof/>
+        </w:rPr>
+        <w:t>, míg a hirdető feleknek is előnyt nyújtana abban, hogy a kínált szolgáltatásukat könnyebben megtalálják a felhasználók, vagy például a weboldallal nem rendelkező hirdetőknek is tudna segíteni a népszerűsítésben.</w:t>
+      </w:r>
+    </w:p>
+    <w:p>
+      <w:pPr>
+        <w:pStyle w:val="Cmsor2"/>
+      </w:pPr>
+      <w:bookmarkStart w:id="3" w:name="_Toc240020054"/>
+      <w:r>
+        <w:t>A feladat célja</w:t>
+      </w:r>
+      <w:bookmarkEnd w:id="3"/>
     </w:p>
     <w:p>
       <w:pPr>
@@ -1142,7 +2036,13 @@
         <w:rPr>
           <w:noProof/>
         </w:rPr>
-        <w:t>Aenean nec lorem. In porttitor. Donec laoreet nonummy augue.</w:t>
+        <w:t>A cél egy olyan webalkalmazás, melyen a programokat, élményeket, vagy más szolgáltatásokat kínáló felek hirdetni tudnák őket, és a felhasználók kedvükre tudnának böngészni a</w:t>
+      </w:r>
+      <w:r>
+        <w:rPr>
+          <w:noProof/>
+        </w:rPr>
+        <w:t>z imént említettek között.</w:t>
       </w:r>
     </w:p>
     <w:p>
@@ -1152,186 +2052,597 @@
           <w:noProof/>
         </w:rPr>
       </w:pPr>
-      <w:r>
-        <w:rPr>
-          <w:noProof/>
-        </w:rPr>
-        <w:t>Suspendisse dui purus, scelerisque at, vulputate vitae, pretium mattis, nunc. Mauris eget neque at sem venenatis eleifend. Ut nonummy.</w:t>
-      </w:r>
-    </w:p>
-    <w:p>
-      <w:pPr>
-        <w:pStyle w:val="Listaszerbekezds"/>
-      </w:pPr>
-      <w:r>
-        <w:t>Lorem ipsum dolor sit amet, consectetuer adipiscing elit.</w:t>
-      </w:r>
-    </w:p>
-    <w:p>
-      <w:pPr>
-        <w:pStyle w:val="Listaszerbekezds"/>
-      </w:pPr>
-      <w:r>
-        <w:t>Maecenas porttitor congue massa.</w:t>
-      </w:r>
-    </w:p>
-    <w:p>
-      <w:pPr>
-        <w:pStyle w:val="Listaszerbekezds"/>
-      </w:pPr>
-      <w:r>
-        <w:t>Fusce posuere, magna sed pulvinar ultricies, purus lectus malesuada libero, sit amet commodo magna eros quis urna.</w:t>
-      </w:r>
-    </w:p>
-    <w:p>
-      <w:pPr>
-        <w:pStyle w:val="Listaszerbekezds"/>
-      </w:pPr>
-      <w:r>
-        <w:t>Nunc viverra imperdiet enim.</w:t>
-      </w:r>
-    </w:p>
-    <w:p>
-      <w:pPr>
-        <w:pStyle w:val="Listaszerbekezds"/>
-      </w:pPr>
-      <w:r>
-        <w:t>Fusce est.</w:t>
-      </w:r>
-    </w:p>
-    <w:p>
-      <w:pPr>
-        <w:pStyle w:val="Listaszerbekezds"/>
-      </w:pPr>
-      <w:r>
-        <w:t>Vivamus a tellus.</w:t>
-      </w:r>
-    </w:p>
-    <w:p>
-      <w:pPr>
-        <w:pStyle w:val="Listaszerbekezds"/>
-      </w:pPr>
-      <w:r>
-        <w:t>Pellentesque habitant morbi tristique senectus et netus et malesuada fames ac turpis egestas.</w:t>
-      </w:r>
-    </w:p>
-    <w:p>
-      <w:pPr>
-        <w:pStyle w:val="Listaszerbekezds"/>
-      </w:pPr>
-      <w:r>
-        <w:t>Proin pharetra nonummy pede.</w:t>
-      </w:r>
-    </w:p>
-    <w:p>
-      <w:pPr>
-        <w:spacing w:before="120" w:after="120"/>
-        <w:rPr>
-          <w:noProof/>
-        </w:rPr>
-      </w:pPr>
-      <w:r>
-        <w:rPr>
-          <w:noProof/>
-        </w:rPr>
-        <w:t>Lorem ipsum dolor sit amet, consectetuer adipiscing elit. Maecenas porttitor congue massa. Fusce posuere, magna sed pulvinar ultricies, purus lectus malesuada libero, sit amet commodo magna eros quis urna.</w:t>
-      </w:r>
     </w:p>
     <w:p>
       <w:pPr>
         <w:pStyle w:val="Cmsor1"/>
       </w:pPr>
-      <w:bookmarkStart w:id="3" w:name="_Toc239762670"/>
+      <w:bookmarkStart w:id="4" w:name="_Toc240020055"/>
       <w:r>
         <w:lastRenderedPageBreak/>
         <w:t>Elvárások a feladattal kapcsolatban</w:t>
       </w:r>
-      <w:bookmarkEnd w:id="3"/>
+      <w:bookmarkEnd w:id="4"/>
     </w:p>
     <w:p>
       <w:pPr>
         <w:pStyle w:val="Cmsor2"/>
       </w:pPr>
-      <w:bookmarkStart w:id="4" w:name="_Toc239762671"/>
+      <w:bookmarkStart w:id="5" w:name="_Toc240020056"/>
       <w:r>
         <w:t>Operációs rendszer, környezet</w:t>
       </w:r>
-      <w:bookmarkEnd w:id="4"/>
-    </w:p>
-    <w:p>
-      <w:pPr>
-        <w:spacing w:before="120" w:after="120"/>
-        <w:rPr>
-          <w:noProof/>
-        </w:rPr>
-      </w:pPr>
-      <w:r>
-        <w:rPr>
-          <w:noProof/>
-        </w:rPr>
-        <w:t xml:space="preserve">Pellentesque </w:t>
+      <w:bookmarkEnd w:id="5"/>
+    </w:p>
+    <w:p>
+      <w:pPr>
+        <w:pStyle w:val="Listaszerbekezds"/>
+        <w:numPr>
+          <w:ilvl w:val="0"/>
+          <w:numId w:val="5"/>
+        </w:numPr>
+      </w:pPr>
+      <w:r>
+        <w:t>Windows10/11</w:t>
       </w:r>
     </w:p>
     <w:p>
       <w:pPr>
         <w:pStyle w:val="Cmsor2"/>
       </w:pPr>
-      <w:bookmarkStart w:id="5" w:name="_Toc239762672"/>
+      <w:bookmarkStart w:id="6" w:name="_Toc240020057"/>
       <w:r>
         <w:t>Felhasználandó programozási nyelv</w:t>
       </w:r>
-      <w:bookmarkEnd w:id="5"/>
-    </w:p>
-    <w:p>
+      <w:bookmarkEnd w:id="6"/>
+    </w:p>
+    <w:p>
+      <w:pPr>
+        <w:pStyle w:val="Listaszerbekezds"/>
+        <w:numPr>
+          <w:ilvl w:val="0"/>
+          <w:numId w:val="5"/>
+        </w:numPr>
+      </w:pPr>
+      <w:r>
+        <w:t>C#</w:t>
+      </w:r>
+    </w:p>
+    <w:p>
+      <w:pPr>
+        <w:pStyle w:val="Cmsor2"/>
+      </w:pPr>
+      <w:bookmarkStart w:id="7" w:name="_Toc240020058"/>
+      <w:r>
+        <w:t>Felhasználandó keretrendszer</w:t>
+      </w:r>
+      <w:bookmarkEnd w:id="7"/>
+    </w:p>
+    <w:p>
+      <w:pPr>
+        <w:pStyle w:val="Listaszerbekezds"/>
+        <w:numPr>
+          <w:ilvl w:val="0"/>
+          <w:numId w:val="5"/>
+        </w:numPr>
+      </w:pPr>
+      <w:r>
+        <w:t>VUE.JS</w:t>
+      </w:r>
+    </w:p>
+    <w:p>
+      <w:pPr>
+        <w:pStyle w:val="Listaszerbekezds"/>
+        <w:numPr>
+          <w:ilvl w:val="0"/>
+          <w:numId w:val="5"/>
+        </w:numPr>
+      </w:pPr>
+      <w:r>
+        <w:t>Laravel</w:t>
+      </w:r>
+    </w:p>
+    <w:p>
+      <w:pPr>
+        <w:pStyle w:val="Cmsor2"/>
+      </w:pPr>
+      <w:bookmarkStart w:id="8" w:name="_Toc240020059"/>
+      <w:r>
+        <w:t>Megoldás formátuma</w:t>
+      </w:r>
+      <w:bookmarkEnd w:id="8"/>
+    </w:p>
+    <w:p>
+      <w:pPr>
+        <w:pStyle w:val="Listaszerbekezds"/>
+        <w:numPr>
+          <w:ilvl w:val="0"/>
+          <w:numId w:val="5"/>
+        </w:numPr>
+      </w:pPr>
+      <w:r>
+        <w:t>C# forrásállomány</w:t>
+      </w:r>
+    </w:p>
+    <w:p>
+      <w:pPr>
+        <w:pStyle w:val="Listaszerbekezds"/>
+        <w:numPr>
+          <w:ilvl w:val="0"/>
+          <w:numId w:val="5"/>
+        </w:numPr>
+      </w:pPr>
+      <w:r>
+        <w:t>Teljes projekt környezet</w:t>
+      </w:r>
+    </w:p>
+    <w:p>
+      <w:pPr>
+        <w:pStyle w:val="Listaszerbekezds"/>
+        <w:numPr>
+          <w:ilvl w:val="0"/>
+          <w:numId w:val="5"/>
+        </w:numPr>
+      </w:pPr>
+      <w:r>
+        <w:t>Technikai dokumentáció (pdf formátumban)</w:t>
+      </w:r>
+    </w:p>
+    <w:p>
+      <w:pPr>
+        <w:pStyle w:val="Listaszerbekezds"/>
+        <w:numPr>
+          <w:ilvl w:val="0"/>
+          <w:numId w:val="5"/>
+        </w:numPr>
+      </w:pPr>
+      <w:r>
+        <w:t>Felhasználói dokumentáció</w:t>
+      </w:r>
+    </w:p>
+    <w:p>
+      <w:pPr>
+        <w:pStyle w:val="Cmsor2"/>
+      </w:pPr>
+      <w:bookmarkStart w:id="9" w:name="_Toc240020060"/>
+      <w:r>
+        <w:t>Szoftverfejlesztés</w:t>
+      </w:r>
+      <w:bookmarkEnd w:id="9"/>
+    </w:p>
+    <w:p>
+      <w:pPr>
+        <w:ind w:left="357"/>
+      </w:pPr>
+      <w:r>
+        <w:t xml:space="preserve">A feladat egy olyan </w:t>
+      </w:r>
+      <w:r>
+        <w:t>webalkalmazás</w:t>
+      </w:r>
+      <w:r>
+        <w:t xml:space="preserve"> készítése amely lehetővé teszi  a felhasználóknak, hogy programokat hirdessenek és azzal lehetőséget adva más felhasználóknak, hogy </w:t>
+      </w:r>
+      <w:r>
+        <w:t>böngésszenek köztük, válasszanak és segítséget nyújtana a</w:t>
+      </w:r>
+      <w:r>
+        <w:t xml:space="preserve"> kapcsolatfelvételben és</w:t>
+      </w:r>
+      <w:r>
+        <w:t xml:space="preserve"> megegyezéshez való eljutásban</w:t>
+      </w:r>
+      <w:r>
+        <w:t>.</w:t>
+      </w:r>
+    </w:p>
+    <w:p>
+      <w:pPr>
+        <w:pStyle w:val="Cmsor2"/>
+      </w:pPr>
+      <w:bookmarkStart w:id="10" w:name="_Toc240020061"/>
+      <w:r>
+        <w:t>Modulok</w:t>
+      </w:r>
+      <w:bookmarkEnd w:id="10"/>
+    </w:p>
+    <w:p>
+      <w:pPr>
+        <w:ind w:left="360"/>
+      </w:pPr>
+      <w:r>
+        <w:t>A projekt keretében történő megvalósítás egy lehetséges felbontási lehetősége az alábbi:</w:t>
+      </w:r>
+    </w:p>
+    <w:p>
+      <w:pPr>
+        <w:pStyle w:val="Listaszerbekezds"/>
+        <w:numPr>
+          <w:ilvl w:val="1"/>
+          <w:numId w:val="6"/>
+        </w:numPr>
+        <w:spacing w:before="0" w:after="160"/>
+      </w:pPr>
+      <w:r>
+        <w:t>Adatbázis tervezése, kivitelezése, interface megírása</w:t>
+      </w:r>
+    </w:p>
+    <w:p>
+      <w:pPr>
+        <w:pStyle w:val="Listaszerbekezds"/>
+        <w:numPr>
+          <w:ilvl w:val="1"/>
+          <w:numId w:val="6"/>
+        </w:numPr>
+        <w:spacing w:before="0" w:after="160"/>
+      </w:pPr>
+      <w:r>
+        <w:t>Felhasználóbarát frontend (GUI) tervezése:</w:t>
+      </w:r>
+    </w:p>
+    <w:p>
+      <w:pPr>
+        <w:pStyle w:val="Listaszerbekezds"/>
+        <w:numPr>
+          <w:ilvl w:val="2"/>
+          <w:numId w:val="6"/>
+        </w:numPr>
+        <w:spacing w:before="0" w:after="160"/>
+      </w:pPr>
+      <w:r>
+        <w:t>Navigációs sáv</w:t>
+      </w:r>
+    </w:p>
+    <w:p>
+      <w:pPr>
+        <w:pStyle w:val="Listaszerbekezds"/>
+        <w:numPr>
+          <w:ilvl w:val="2"/>
+          <w:numId w:val="6"/>
+        </w:numPr>
+        <w:spacing w:before="0" w:after="160"/>
+      </w:pPr>
+      <w:r>
+        <w:t>Menürendszer</w:t>
+      </w:r>
+    </w:p>
+    <w:p>
+      <w:pPr>
+        <w:pStyle w:val="Listaszerbekezds"/>
+        <w:numPr>
+          <w:ilvl w:val="2"/>
+          <w:numId w:val="6"/>
+        </w:numPr>
+        <w:spacing w:before="0" w:after="160"/>
+      </w:pPr>
+      <w:r>
+        <w:t>Szűrővel ellátott kereső</w:t>
+      </w:r>
+    </w:p>
+    <w:p>
+      <w:pPr>
+        <w:pStyle w:val="Listaszerbekezds"/>
+        <w:numPr>
+          <w:ilvl w:val="2"/>
+          <w:numId w:val="6"/>
+        </w:numPr>
+        <w:spacing w:before="0" w:after="160"/>
+      </w:pPr>
+      <w:r>
+        <w:t>Keresési találatok listája</w:t>
+      </w:r>
+    </w:p>
+    <w:p>
+      <w:pPr>
+        <w:pStyle w:val="Listaszerbekezds"/>
+        <w:numPr>
+          <w:ilvl w:val="2"/>
+          <w:numId w:val="6"/>
+        </w:numPr>
+        <w:spacing w:before="0" w:after="160"/>
+      </w:pPr>
+      <w:r>
+        <w:t>Dashboard</w:t>
+      </w:r>
+    </w:p>
+    <w:p>
+      <w:pPr>
+        <w:pStyle w:val="Listaszerbekezds"/>
+        <w:numPr>
+          <w:ilvl w:val="2"/>
+          <w:numId w:val="6"/>
+        </w:numPr>
+        <w:spacing w:before="0" w:after="160"/>
+      </w:pPr>
+      <w:r>
+        <w:t>Hirdető felület</w:t>
+      </w:r>
+    </w:p>
+    <w:p>
+      <w:pPr>
+        <w:pStyle w:val="Listaszerbekezds"/>
+        <w:numPr>
+          <w:ilvl w:val="2"/>
+          <w:numId w:val="6"/>
+        </w:numPr>
+        <w:spacing w:before="0" w:after="160"/>
+      </w:pPr>
+      <w:r>
+        <w:t>Admin felület</w:t>
+      </w:r>
+    </w:p>
+    <w:p>
+      <w:pPr>
+        <w:pStyle w:val="Listaszerbekezds"/>
+        <w:numPr>
+          <w:ilvl w:val="1"/>
+          <w:numId w:val="6"/>
+        </w:numPr>
+        <w:spacing w:before="0" w:after="160"/>
+      </w:pPr>
+      <w:r>
+        <w:t>Backend kivitelezése</w:t>
+      </w:r>
+    </w:p>
+    <w:p>
+      <w:pPr>
+        <w:pStyle w:val="Cmsor1"/>
+      </w:pPr>
+      <w:bookmarkStart w:id="11" w:name="_Toc240020062"/>
+      <w:r>
+        <w:lastRenderedPageBreak/>
+        <w:t>A feladat működése(Lead Generation model)</w:t>
+      </w:r>
+      <w:bookmarkEnd w:id="11"/>
+    </w:p>
+    <w:p>
+      <w:pPr>
+        <w:pStyle w:val="Cmsor2"/>
+      </w:pPr>
+      <w:bookmarkStart w:id="12" w:name="_Toc240020063"/>
+      <w:r>
+        <w:t>Keresés és szűrés (A felhasználó oldala):</w:t>
+      </w:r>
+      <w:bookmarkEnd w:id="12"/>
+      <w:r>
+        <w:t xml:space="preserve"> </w:t>
+      </w:r>
+    </w:p>
+    <w:p>
+      <w:r>
+        <w:t>A felhasználó megnyitja az oldalt, és megadja a paramétereket például: „Szombat délután, 4 fő (család), Kiskunfélegyháza környéke, maximum 15 000 Ft teljes költségkeret, beltéri program (mert esőt jósolnak).” Egy intelligens algoritmus leszűri az adatbázisból a kritériumoknak megfelelő hirdetőket (pl. egy helyi szabadulószoba és egy kézműves cukrászda).</w:t>
+      </w:r>
+    </w:p>
+    <w:p/>
+    <w:p>
+      <w:pPr>
+        <w:pStyle w:val="Cmsor2"/>
+      </w:pPr>
+      <w:bookmarkStart w:id="13" w:name="_Toc240020064"/>
+      <w:r>
+        <w:t>Az útvonal és idővonal összeállítása:</w:t>
+      </w:r>
+      <w:bookmarkEnd w:id="13"/>
+    </w:p>
+    <w:p>
+      <w:r>
+        <w:t>A rendszer generál egy délutáni tervet például: 14:00 - 15:30: Szabadulószoba (Hirdető: "Rejtélyek Háza")</w:t>
+      </w:r>
+      <w:r>
+        <w:t xml:space="preserve">, </w:t>
+      </w:r>
+      <w:r>
+        <w:t xml:space="preserve">15:45 - 17:00: </w:t>
+      </w:r>
       <w:proofErr w:type="spellStart"/>
       <w:r>
-        <w:t>Placeholder</w:t>
+        <w:t>Süteményezés</w:t>
       </w:r>
       <w:proofErr w:type="spellEnd"/>
-    </w:p>
+      <w:r>
+        <w:t xml:space="preserve"> és forró csoki (Hirdető: "Mignon Cukrászda"). Ha a felhasználónak tetszik az összeállítás, akkor rákattint a „Programcsomag lefoglalása / Érdeklődés elküldése” gombra.</w:t>
+      </w:r>
+    </w:p>
+    <w:p/>
     <w:p>
       <w:pPr>
         <w:pStyle w:val="Cmsor2"/>
       </w:pPr>
-      <w:bookmarkStart w:id="6" w:name="_Toc239762673"/>
-      <w:r>
-        <w:t>Megoldás formátuma</w:t>
-      </w:r>
-      <w:bookmarkEnd w:id="6"/>
-    </w:p>
-    <w:p>
+      <w:bookmarkStart w:id="14" w:name="_Toc240020065"/>
+      <w:r>
+        <w:t>A strukturált űrlap kitöltése:</w:t>
+      </w:r>
+      <w:bookmarkEnd w:id="14"/>
+    </w:p>
+    <w:p>
+      <w:r>
+        <w:t>Ahelyett, hogy bankkártya</w:t>
+      </w:r>
+      <w:r>
+        <w:t xml:space="preserve"> </w:t>
+      </w:r>
+      <w:r>
+        <w:t>adatokat kérne be a rendszer, egy egyszerű, letisztult űrlap jelenik meg, ahol a felhasználó véglegesíti az igényeit:</w:t>
+      </w:r>
+    </w:p>
+    <w:p/>
+    <w:p>
+      <w:r>
+        <w:t>Kapcsolattartó neve: Kovács Péter</w:t>
+      </w:r>
+    </w:p>
+    <w:p>
+      <w:r>
+        <w:t>Elérhetőségek: +36 20 123 4567, peter.kovacs@email.com</w:t>
+      </w:r>
+    </w:p>
+    <w:p>
+      <w:r>
+        <w:t>Megjegyzés/Speciális igény: „A 4 főből 2 gyerek, és az egyikük gluténérzékeny.”</w:t>
+      </w:r>
+    </w:p>
+    <w:p>
+      <w:r>
+        <w:t>Jogi pipa (Kötelező!): Egy jelölőnégyzet: „Hozzájárulok, hogy a megadott adataimat a platform továbbítsa a kiválasztott szolgáltatóknak a kapcsolatfelvétel céljából.” (Ez a GDPR-megfelelőség miatt kell).</w:t>
+      </w:r>
+    </w:p>
+    <w:p/>
+    <w:p>
+      <w:pPr>
+        <w:pStyle w:val="Cmsor2"/>
+      </w:pPr>
+      <w:bookmarkStart w:id="15" w:name="_Toc240020066"/>
+      <w:r>
+        <w:t>Az adatok szétosztása és továbbítása:</w:t>
+      </w:r>
+      <w:bookmarkEnd w:id="15"/>
+    </w:p>
+    <w:p>
+      <w:r>
+        <w:t>Miután a felhasználó a „Küldés” gombra kattint, a rendszer a háttérben (a backendben) szétbontja ezt az egy foglalást a két érintett hirdető között, és kiküldi nekik a Lead-</w:t>
+      </w:r>
       <w:proofErr w:type="spellStart"/>
       <w:r>
-        <w:t>Placeholder</w:t>
+        <w:t>et</w:t>
       </w:r>
       <w:proofErr w:type="spellEnd"/>
-    </w:p>
+      <w:r>
+        <w:t>. Ez kétféleképpen történhet a hirdető technikai fejlettségétől függően:</w:t>
+      </w:r>
+    </w:p>
+    <w:p/>
+    <w:p>
+      <w:r>
+        <w:lastRenderedPageBreak/>
+        <w:t>A) Ha a hirdetőnek van saját rendszere (API integráció): A mi platformunk egy POST kéréssel (</w:t>
+      </w:r>
+      <w:proofErr w:type="spellStart"/>
+      <w:r>
+        <w:t>webhook</w:t>
+      </w:r>
+      <w:proofErr w:type="spellEnd"/>
+      <w:r>
+        <w:t>) azonnal beküldi az adatokat a szabadulószoba saját foglalási rendszerébe, ami automatikusan lefoglalja a szombat 14</w:t>
+      </w:r>
+      <w:r>
+        <w:t>:00-s</w:t>
+      </w:r>
+      <w:r>
+        <w:t xml:space="preserve"> sávot mint „függőben lévő” foglalást.</w:t>
+      </w:r>
+    </w:p>
+    <w:p/>
+    <w:p>
+      <w:r>
+        <w:t>B) Ha a hirdetőnek nincs weboldala (A mi célcsoportunk): A hirdető kap egy automatikus e-mailt és SMS-t/</w:t>
+      </w:r>
+      <w:proofErr w:type="spellStart"/>
+      <w:r>
+        <w:t>Push</w:t>
+      </w:r>
+      <w:proofErr w:type="spellEnd"/>
+      <w:r>
+        <w:t xml:space="preserve"> értesítést: „Új délutáni program iránti érdeklődés érkezett a platformról! Kovács Péter + 3 fő, szombat 14:00. Kattintson ide az elfogadáshoz. ”A linkre kattintva a hirdető belép a mi platformunkon lévő egyszerű </w:t>
+      </w:r>
+      <w:proofErr w:type="spellStart"/>
+      <w:r>
+        <w:t>Admin</w:t>
+      </w:r>
+      <w:proofErr w:type="spellEnd"/>
+      <w:r>
+        <w:t xml:space="preserve"> </w:t>
+      </w:r>
+      <w:proofErr w:type="spellStart"/>
+      <w:r>
+        <w:t>Dashboardjára</w:t>
+      </w:r>
+      <w:proofErr w:type="spellEnd"/>
+      <w:r>
+        <w:t>, ahol látja a részleteket (köztük a gluténérzékenységet is).</w:t>
+      </w:r>
+    </w:p>
+    <w:p/>
     <w:p>
       <w:pPr>
         <w:pStyle w:val="Cmsor2"/>
       </w:pPr>
-      <w:bookmarkStart w:id="7" w:name="_Toc239762674"/>
-      <w:r>
-        <w:t>Szoftverfejlesztés</w:t>
-      </w:r>
-      <w:bookmarkEnd w:id="7"/>
-    </w:p>
-    <w:p>
+      <w:bookmarkStart w:id="16" w:name="_Toc240020067"/>
+      <w:r>
+        <w:t>A megegyezés lezárása (A platformon kívül):</w:t>
+      </w:r>
+      <w:bookmarkEnd w:id="16"/>
+    </w:p>
+    <w:p>
+      <w:r>
+        <w:t xml:space="preserve">A hirdető az </w:t>
+      </w:r>
       <w:proofErr w:type="spellStart"/>
       <w:r>
-        <w:t>Placeholder</w:t>
+        <w:t>Admin</w:t>
       </w:r>
       <w:proofErr w:type="spellEnd"/>
-    </w:p>
+      <w:r>
+        <w:t xml:space="preserve"> felületen rákattint az „Elfogadom / Szabadok vagyunk” gombra. Ekkor a rendszer automatikusan kiküld egy visszaigazoló e-mailt a felhasználónak (Kovács Péternek)</w:t>
+      </w:r>
+      <w:r>
+        <w:t xml:space="preserve"> minden foglalásról</w:t>
+      </w:r>
+      <w:r>
+        <w:t>: „Szuper híreink vannak! A Mignon Cukrászda</w:t>
+      </w:r>
+      <w:r>
+        <w:t>/</w:t>
+      </w:r>
+      <w:r>
+        <w:t>Rejtélyek Háza visszaigazolta a szombati programodat. A helyszínen tudsz majd fizetni. Ha kérdésed van, itt érheted el őket: [telefonszám].” Ha a hirdetőnek mégis kérdése lenne (pl. a gluténmentes sütemények kapcsán), a mi rendszerünk által átadott telefonszámon vagy e-mailen közvetlenül felhívhatja Pétert, és lerendezhetik a részleteket.</w:t>
+      </w:r>
+    </w:p>
+    <w:p/>
     <w:p>
       <w:pPr>
         <w:pStyle w:val="Cmsor2"/>
       </w:pPr>
-      <w:bookmarkStart w:id="8" w:name="_Toc239762675"/>
-      <w:r>
-        <w:t>Modulok</w:t>
-      </w:r>
-      <w:bookmarkEnd w:id="8"/>
+      <w:bookmarkStart w:id="17" w:name="_Toc240020068"/>
+      <w:r>
+        <w:t>Miért zseniális ez a modell vizsgaremekhez?</w:t>
+      </w:r>
+      <w:bookmarkEnd w:id="17"/>
+    </w:p>
+    <w:p/>
+    <w:p>
+      <w:r>
+        <w:t>Biztonságos: Nem kell fizetési kaput (</w:t>
+      </w:r>
+      <w:proofErr w:type="spellStart"/>
+      <w:r>
+        <w:t>Stripe</w:t>
+      </w:r>
+      <w:proofErr w:type="spellEnd"/>
+      <w:r>
+        <w:t>, Barion) integrálnunk, nem felelünk a pénzért, nincs csalás-kockázat (</w:t>
+      </w:r>
+      <w:proofErr w:type="spellStart"/>
+      <w:r>
+        <w:t>chargeback</w:t>
+      </w:r>
+      <w:proofErr w:type="spellEnd"/>
+      <w:r>
+        <w:t>) és nincsenek bonyolult számlázási körök.</w:t>
+      </w:r>
+    </w:p>
+    <w:p/>
+    <w:p>
+      <w:r>
+        <w:t xml:space="preserve">Értékteremtő: A példában szereplő, weboldallal nem rendelkező cukrászdának hoztunk egy 4 fős asztalt, amit magától lehet nem kapott volna meg. Boldog lesz, és látja a mi </w:t>
+      </w:r>
+      <w:proofErr w:type="spellStart"/>
+      <w:r>
+        <w:t>Dashboardunkon</w:t>
+      </w:r>
+      <w:proofErr w:type="spellEnd"/>
+      <w:r>
+        <w:t>, hogy a hónapban már a 15. vendéget küldtük neki.</w:t>
+      </w:r>
     </w:p>
     <w:p/>
     <w:p>
@@ -1500,15 +2811,15 @@
         <w:noProof/>
       </w:rPr>
       <w:drawing>
-        <wp:anchor distT="0" distB="0" distL="114300" distR="114300" simplePos="0" relativeHeight="251658240" behindDoc="0" locked="0" layoutInCell="1" allowOverlap="1" wp14:anchorId="1A93F600" wp14:editId="53A10606">
+        <wp:anchor distT="0" distB="0" distL="114300" distR="114300" simplePos="0" relativeHeight="251658240" behindDoc="0" locked="0" layoutInCell="1" allowOverlap="1" wp14:anchorId="1A93F600" wp14:editId="066DDE08">
           <wp:simplePos x="0" y="0"/>
           <wp:positionH relativeFrom="margin">
-            <wp:posOffset>19050</wp:posOffset>
+            <wp:posOffset>-17780</wp:posOffset>
           </wp:positionH>
           <wp:positionV relativeFrom="paragraph">
-            <wp:posOffset>-440055</wp:posOffset>
+            <wp:posOffset>-362585</wp:posOffset>
           </wp:positionV>
-          <wp:extent cx="609600" cy="609600"/>
+          <wp:extent cx="609600" cy="560070"/>
           <wp:effectExtent l="0" t="0" r="0" b="0"/>
           <wp:wrapNone/>
           <wp:docPr id="1" name="Kép 1"/>
@@ -1522,7 +2833,7 @@
                   <pic:cNvPr id="1" name="Kép 1"/>
                   <pic:cNvPicPr/>
                 </pic:nvPicPr>
-                <pic:blipFill>
+                <pic:blipFill rotWithShape="1">
                   <a:blip r:embed="rId1">
                     <a:extLst>
                       <a:ext uri="{28A0092B-C50C-407E-A947-70E740481C1C}">
@@ -1530,18 +2841,25 @@
                       </a:ext>
                     </a:extLst>
                   </a:blip>
-                  <a:stretch>
-                    <a:fillRect/>
-                  </a:stretch>
+                  <a:srcRect b="8125"/>
+                  <a:stretch/>
                 </pic:blipFill>
-                <pic:spPr>
+                <pic:spPr bwMode="auto">
                   <a:xfrm>
                     <a:off x="0" y="0"/>
-                    <a:ext cx="609600" cy="609600"/>
+                    <a:ext cx="609600" cy="560070"/>
                   </a:xfrm>
                   <a:prstGeom prst="rect">
                     <a:avLst/>
                   </a:prstGeom>
+                  <a:ln>
+                    <a:noFill/>
+                  </a:ln>
+                  <a:extLst>
+                    <a:ext uri="{53640926-AAD7-44D8-BBD7-CCE9431645EC}">
+                      <a14:shadowObscured xmlns:a14="http://schemas.microsoft.com/office/drawing/2010/main"/>
+                    </a:ext>
+                  </a:extLst>
                 </pic:spPr>
               </pic:pic>
             </a:graphicData>
@@ -1652,6 +2970,231 @@
     </w:lvl>
   </w:abstractNum>
   <w:abstractNum w:abstractNumId="1" w15:restartNumberingAfterBreak="0">
+    <w:nsid w:val="2C7F3E5F"/>
+    <w:multiLevelType w:val="hybridMultilevel"/>
+    <w:tmpl w:val="992CBF76"/>
+    <w:lvl w:ilvl="0" w:tplc="6D04B808">
+      <w:numFmt w:val="bullet"/>
+      <w:lvlText w:val="-"/>
+      <w:lvlJc w:val="left"/>
+      <w:pPr>
+        <w:ind w:left="720" w:hanging="360"/>
+      </w:pPr>
+      <w:rPr>
+        <w:rFonts w:ascii="Times New Roman" w:eastAsiaTheme="minorHAnsi" w:hAnsi="Times New Roman" w:cs="Times New Roman" w:hint="default"/>
+      </w:rPr>
+    </w:lvl>
+    <w:lvl w:ilvl="1" w:tplc="040E0003" w:tentative="1">
+      <w:start w:val="1"/>
+      <w:numFmt w:val="bullet"/>
+      <w:lvlText w:val="o"/>
+      <w:lvlJc w:val="left"/>
+      <w:pPr>
+        <w:ind w:left="1440" w:hanging="360"/>
+      </w:pPr>
+      <w:rPr>
+        <w:rFonts w:ascii="Courier New" w:hAnsi="Courier New" w:cs="Courier New" w:hint="default"/>
+      </w:rPr>
+    </w:lvl>
+    <w:lvl w:ilvl="2" w:tplc="040E0005" w:tentative="1">
+      <w:start w:val="1"/>
+      <w:numFmt w:val="bullet"/>
+      <w:lvlText w:val=""/>
+      <w:lvlJc w:val="left"/>
+      <w:pPr>
+        <w:ind w:left="2160" w:hanging="360"/>
+      </w:pPr>
+      <w:rPr>
+        <w:rFonts w:ascii="Wingdings" w:hAnsi="Wingdings" w:hint="default"/>
+      </w:rPr>
+    </w:lvl>
+    <w:lvl w:ilvl="3" w:tplc="040E0001" w:tentative="1">
+      <w:start w:val="1"/>
+      <w:numFmt w:val="bullet"/>
+      <w:lvlText w:val=""/>
+      <w:lvlJc w:val="left"/>
+      <w:pPr>
+        <w:ind w:left="2880" w:hanging="360"/>
+      </w:pPr>
+      <w:rPr>
+        <w:rFonts w:ascii="Symbol" w:hAnsi="Symbol" w:hint="default"/>
+      </w:rPr>
+    </w:lvl>
+    <w:lvl w:ilvl="4" w:tplc="040E0003" w:tentative="1">
+      <w:start w:val="1"/>
+      <w:numFmt w:val="bullet"/>
+      <w:lvlText w:val="o"/>
+      <w:lvlJc w:val="left"/>
+      <w:pPr>
+        <w:ind w:left="3600" w:hanging="360"/>
+      </w:pPr>
+      <w:rPr>
+        <w:rFonts w:ascii="Courier New" w:hAnsi="Courier New" w:cs="Courier New" w:hint="default"/>
+      </w:rPr>
+    </w:lvl>
+    <w:lvl w:ilvl="5" w:tplc="040E0005" w:tentative="1">
+      <w:start w:val="1"/>
+      <w:numFmt w:val="bullet"/>
+      <w:lvlText w:val=""/>
+      <w:lvlJc w:val="left"/>
+      <w:pPr>
+        <w:ind w:left="4320" w:hanging="360"/>
+      </w:pPr>
+      <w:rPr>
+        <w:rFonts w:ascii="Wingdings" w:hAnsi="Wingdings" w:hint="default"/>
+      </w:rPr>
+    </w:lvl>
+    <w:lvl w:ilvl="6" w:tplc="040E0001" w:tentative="1">
+      <w:start w:val="1"/>
+      <w:numFmt w:val="bullet"/>
+      <w:lvlText w:val=""/>
+      <w:lvlJc w:val="left"/>
+      <w:pPr>
+        <w:ind w:left="5040" w:hanging="360"/>
+      </w:pPr>
+      <w:rPr>
+        <w:rFonts w:ascii="Symbol" w:hAnsi="Symbol" w:hint="default"/>
+      </w:rPr>
+    </w:lvl>
+    <w:lvl w:ilvl="7" w:tplc="040E0003" w:tentative="1">
+      <w:start w:val="1"/>
+      <w:numFmt w:val="bullet"/>
+      <w:lvlText w:val="o"/>
+      <w:lvlJc w:val="left"/>
+      <w:pPr>
+        <w:ind w:left="5760" w:hanging="360"/>
+      </w:pPr>
+      <w:rPr>
+        <w:rFonts w:ascii="Courier New" w:hAnsi="Courier New" w:cs="Courier New" w:hint="default"/>
+      </w:rPr>
+    </w:lvl>
+    <w:lvl w:ilvl="8" w:tplc="040E0005" w:tentative="1">
+      <w:start w:val="1"/>
+      <w:numFmt w:val="bullet"/>
+      <w:lvlText w:val=""/>
+      <w:lvlJc w:val="left"/>
+      <w:pPr>
+        <w:ind w:left="6480" w:hanging="360"/>
+      </w:pPr>
+      <w:rPr>
+        <w:rFonts w:ascii="Wingdings" w:hAnsi="Wingdings" w:hint="default"/>
+      </w:rPr>
+    </w:lvl>
+  </w:abstractNum>
+  <w:abstractNum w:abstractNumId="2" w15:restartNumberingAfterBreak="0">
+    <w:nsid w:val="31D31BE3"/>
+    <w:multiLevelType w:val="hybridMultilevel"/>
+    <w:tmpl w:val="60DC4554"/>
+    <w:lvl w:ilvl="0" w:tplc="4F467F70">
+      <w:start w:val="3"/>
+      <w:numFmt w:val="bullet"/>
+      <w:lvlText w:val="-"/>
+      <w:lvlJc w:val="left"/>
+      <w:pPr>
+        <w:ind w:left="720" w:hanging="360"/>
+      </w:pPr>
+      <w:rPr>
+        <w:rFonts w:ascii="Times New Roman" w:eastAsia="Times New Roman" w:hAnsi="Times New Roman" w:cs="Times New Roman" w:hint="default"/>
+      </w:rPr>
+    </w:lvl>
+    <w:lvl w:ilvl="1" w:tplc="040E0003">
+      <w:start w:val="1"/>
+      <w:numFmt w:val="bullet"/>
+      <w:lvlText w:val="o"/>
+      <w:lvlJc w:val="left"/>
+      <w:pPr>
+        <w:ind w:left="1440" w:hanging="360"/>
+      </w:pPr>
+      <w:rPr>
+        <w:rFonts w:ascii="Courier New" w:hAnsi="Courier New" w:cs="Courier New" w:hint="default"/>
+      </w:rPr>
+    </w:lvl>
+    <w:lvl w:ilvl="2" w:tplc="040E0005">
+      <w:start w:val="1"/>
+      <w:numFmt w:val="bullet"/>
+      <w:lvlText w:val=""/>
+      <w:lvlJc w:val="left"/>
+      <w:pPr>
+        <w:ind w:left="2160" w:hanging="360"/>
+      </w:pPr>
+      <w:rPr>
+        <w:rFonts w:ascii="Wingdings" w:hAnsi="Wingdings" w:hint="default"/>
+      </w:rPr>
+    </w:lvl>
+    <w:lvl w:ilvl="3" w:tplc="040E0001" w:tentative="1">
+      <w:start w:val="1"/>
+      <w:numFmt w:val="bullet"/>
+      <w:lvlText w:val=""/>
+      <w:lvlJc w:val="left"/>
+      <w:pPr>
+        <w:ind w:left="2880" w:hanging="360"/>
+      </w:pPr>
+      <w:rPr>
+        <w:rFonts w:ascii="Symbol" w:hAnsi="Symbol" w:hint="default"/>
+      </w:rPr>
+    </w:lvl>
+    <w:lvl w:ilvl="4" w:tplc="040E0003" w:tentative="1">
+      <w:start w:val="1"/>
+      <w:numFmt w:val="bullet"/>
+      <w:lvlText w:val="o"/>
+      <w:lvlJc w:val="left"/>
+      <w:pPr>
+        <w:ind w:left="3600" w:hanging="360"/>
+      </w:pPr>
+      <w:rPr>
+        <w:rFonts w:ascii="Courier New" w:hAnsi="Courier New" w:cs="Courier New" w:hint="default"/>
+      </w:rPr>
+    </w:lvl>
+    <w:lvl w:ilvl="5" w:tplc="040E0005" w:tentative="1">
+      <w:start w:val="1"/>
+      <w:numFmt w:val="bullet"/>
+      <w:lvlText w:val=""/>
+      <w:lvlJc w:val="left"/>
+      <w:pPr>
+        <w:ind w:left="4320" w:hanging="360"/>
+      </w:pPr>
+      <w:rPr>
+        <w:rFonts w:ascii="Wingdings" w:hAnsi="Wingdings" w:hint="default"/>
+      </w:rPr>
+    </w:lvl>
+    <w:lvl w:ilvl="6" w:tplc="040E0001" w:tentative="1">
+      <w:start w:val="1"/>
+      <w:numFmt w:val="bullet"/>
+      <w:lvlText w:val=""/>
+      <w:lvlJc w:val="left"/>
+      <w:pPr>
+        <w:ind w:left="5040" w:hanging="360"/>
+      </w:pPr>
+      <w:rPr>
+        <w:rFonts w:ascii="Symbol" w:hAnsi="Symbol" w:hint="default"/>
+      </w:rPr>
+    </w:lvl>
+    <w:lvl w:ilvl="7" w:tplc="040E0003" w:tentative="1">
+      <w:start w:val="1"/>
+      <w:numFmt w:val="bullet"/>
+      <w:lvlText w:val="o"/>
+      <w:lvlJc w:val="left"/>
+      <w:pPr>
+        <w:ind w:left="5760" w:hanging="360"/>
+      </w:pPr>
+      <w:rPr>
+        <w:rFonts w:ascii="Courier New" w:hAnsi="Courier New" w:cs="Courier New" w:hint="default"/>
+      </w:rPr>
+    </w:lvl>
+    <w:lvl w:ilvl="8" w:tplc="040E0005" w:tentative="1">
+      <w:start w:val="1"/>
+      <w:numFmt w:val="bullet"/>
+      <w:lvlText w:val=""/>
+      <w:lvlJc w:val="left"/>
+      <w:pPr>
+        <w:ind w:left="6480" w:hanging="360"/>
+      </w:pPr>
+      <w:rPr>
+        <w:rFonts w:ascii="Wingdings" w:hAnsi="Wingdings" w:hint="default"/>
+      </w:rPr>
+    </w:lvl>
+  </w:abstractNum>
+  <w:abstractNum w:abstractNumId="3" w15:restartNumberingAfterBreak="0">
     <w:nsid w:val="3A5632FE"/>
     <w:multiLevelType w:val="hybridMultilevel"/>
     <w:tmpl w:val="064A8054"/>
@@ -1765,7 +3308,7 @@
       </w:rPr>
     </w:lvl>
   </w:abstractNum>
-  <w:abstractNum w:abstractNumId="2" w15:restartNumberingAfterBreak="0">
+  <w:abstractNum w:abstractNumId="4" w15:restartNumberingAfterBreak="0">
     <w:nsid w:val="7AA558AC"/>
     <w:multiLevelType w:val="multilevel"/>
     <w:tmpl w:val="4AEE0144"/>
@@ -1881,16 +3424,25 @@
     </w:lvl>
   </w:abstractNum>
   <w:num w:numId="1">
-    <w:abstractNumId w:val="2"/>
+    <w:abstractNumId w:val="4"/>
   </w:num>
   <w:num w:numId="2">
     <w:abstractNumId w:val="0"/>
   </w:num>
   <w:num w:numId="3">
+    <w:abstractNumId w:val="4"/>
+  </w:num>
+  <w:num w:numId="4">
+    <w:abstractNumId w:val="3"/>
+  </w:num>
+  <w:num w:numId="5">
+    <w:abstractNumId w:val="1"/>
+  </w:num>
+  <w:num w:numId="6">
     <w:abstractNumId w:val="2"/>
   </w:num>
-  <w:num w:numId="4">
-    <w:abstractNumId w:val="1"/>
+  <w:num w:numId="7">
+    <w:abstractNumId w:val="3"/>
   </w:num>
 </w:numbering>
 </file>
@@ -2311,7 +3863,7 @@
     <w:link w:val="Cmsor1Char"/>
     <w:uiPriority w:val="9"/>
     <w:qFormat/>
-    <w:rsid w:val="00FD588E"/>
+    <w:rsid w:val="00B07EF0"/>
     <w:pPr>
       <w:keepNext/>
       <w:keepLines/>
@@ -2455,7 +4007,7 @@
     <w:basedOn w:val="Bekezdsalapbettpusa"/>
     <w:link w:val="Cmsor1"/>
     <w:uiPriority w:val="9"/>
-    <w:rsid w:val="00FD588E"/>
+    <w:rsid w:val="00B07EF0"/>
     <w:rPr>
       <w:rFonts w:ascii="Times New Roman" w:hAnsi="Times New Roman" w:cs="Times New Roman"/>
       <w:noProof/>
